--- a/Olimpiada/Kriptologiya/Masalalar yechimlari/Kriptogramma masalasi.docx
+++ b/Olimpiada/Kriptologiya/Masalalar yechimlari/Kriptogramma masalasi.docx
@@ -1,6 +1,6 @@
 
 <file path=word/document.xml><?xml version="1.0" encoding="utf-8"?>
-<w:document xmlns:wpc="http://schemas.microsoft.com/office/word/2010/wordprocessingCanvas" xmlns:cx="http://schemas.microsoft.com/office/drawing/2014/chartex" xmlns:cx1="http://schemas.microsoft.com/office/drawing/2015/9/8/chartex" xmlns:cx2="http://schemas.microsoft.com/office/drawing/2015/10/21/chartex" xmlns:cx3="http://schemas.microsoft.com/office/drawing/2016/5/9/chartex" xmlns:cx4="http://schemas.microsoft.com/office/drawing/2016/5/10/chartex" xmlns:cx5="http://schemas.microsoft.com/office/drawing/2016/5/11/chartex" xmlns:cx6="http://schemas.microsoft.com/office/drawing/2016/5/12/chartex" xmlns:cx7="http://schemas.microsoft.com/office/drawing/2016/5/13/chartex" xmlns:cx8="http://schemas.microsoft.com/office/drawing/2016/5/14/chartex" xmlns:mc="http://schemas.openxmlformats.org/markup-compatibility/2006" xmlns:aink="http://schemas.microsoft.com/office/drawing/2016/ink" xmlns:am3d="http://schemas.microsoft.com/office/drawing/2017/model3d" xmlns:o="urn:schemas-microsoft-com:office:office" xmlns:r="http://schemas.openxmlformats.org/officeDocument/2006/relationships" xmlns:m="http://schemas.openxmlformats.org/officeDocument/2006/math" xmlns:v="urn:schemas-microsoft-com:vml" xmlns:wp14="http://schemas.microsoft.com/office/word/2010/wordprocessingDrawing" xmlns:wp="http://schemas.openxmlformats.org/drawingml/2006/wordprocessingDrawing" xmlns:w10="urn:schemas-microsoft-com:office:word" xmlns:w="http://schemas.openxmlformats.org/wordprocessingml/2006/main" xmlns:w14="http://schemas.microsoft.com/office/word/2010/wordml" xmlns:w15="http://schemas.microsoft.com/office/word/2012/wordml" xmlns:w16cid="http://schemas.microsoft.com/office/word/2016/wordml/cid" xmlns:w16se="http://schemas.microsoft.com/office/word/2015/wordml/symex" xmlns:wpg="http://schemas.microsoft.com/office/word/2010/wordprocessingGroup" xmlns:wpi="http://schemas.microsoft.com/office/word/2010/wordprocessingInk" xmlns:wne="http://schemas.microsoft.com/office/word/2006/wordml" xmlns:wps="http://schemas.microsoft.com/office/word/2010/wordprocessingShape" mc:Ignorable="w14 w15 w16se w16cid wp14">
+<w:document xmlns:wpc="http://schemas.microsoft.com/office/word/2010/wordprocessingCanvas" xmlns:cx="http://schemas.microsoft.com/office/drawing/2014/chartex" xmlns:cx1="http://schemas.microsoft.com/office/drawing/2015/9/8/chartex" xmlns:cx2="http://schemas.microsoft.com/office/drawing/2015/10/21/chartex" xmlns:cx3="http://schemas.microsoft.com/office/drawing/2016/5/9/chartex" xmlns:cx4="http://schemas.microsoft.com/office/drawing/2016/5/10/chartex" xmlns:cx5="http://schemas.microsoft.com/office/drawing/2016/5/11/chartex" xmlns:cx6="http://schemas.microsoft.com/office/drawing/2016/5/12/chartex" xmlns:cx7="http://schemas.microsoft.com/office/drawing/2016/5/13/chartex" xmlns:cx8="http://schemas.microsoft.com/office/drawing/2016/5/14/chartex" xmlns:mc="http://schemas.openxmlformats.org/markup-compatibility/2006" xmlns:aink="http://schemas.microsoft.com/office/drawing/2016/ink" xmlns:am3d="http://schemas.microsoft.com/office/drawing/2017/model3d" xmlns:o="urn:schemas-microsoft-com:office:office" xmlns:r="http://schemas.openxmlformats.org/officeDocument/2006/relationships" xmlns:m="http://schemas.openxmlformats.org/officeDocument/2006/math" xmlns:v="urn:schemas-microsoft-com:vml" xmlns:wp14="http://schemas.microsoft.com/office/word/2010/wordprocessingDrawing" xmlns:wp="http://schemas.openxmlformats.org/drawingml/2006/wordprocessingDrawing" xmlns:w10="urn:schemas-microsoft-com:office:word" xmlns:w="http://schemas.openxmlformats.org/wordprocessingml/2006/main" xmlns:w14="http://schemas.microsoft.com/office/word/2010/wordml" xmlns:w15="http://schemas.microsoft.com/office/word/2012/wordml" xmlns:w16cex="http://schemas.microsoft.com/office/word/2018/wordml/cex" xmlns:w16cid="http://schemas.microsoft.com/office/word/2016/wordml/cid" xmlns:w16="http://schemas.microsoft.com/office/word/2018/wordml" xmlns:w16sdtdh="http://schemas.microsoft.com/office/word/2020/wordml/sdtdatahash" xmlns:w16se="http://schemas.microsoft.com/office/word/2015/wordml/symex" xmlns:wpg="http://schemas.microsoft.com/office/word/2010/wordprocessingGroup" xmlns:wpi="http://schemas.microsoft.com/office/word/2010/wordprocessingInk" xmlns:wne="http://schemas.microsoft.com/office/word/2006/wordml" xmlns:wps="http://schemas.microsoft.com/office/word/2010/wordprocessingShape" mc:Ignorable="w14 w15 w16se w16cid w16 w16cex w16sdtdh wp14">
   <w:body>
     <w:p>
       <w:pPr>
@@ -31,6 +31,7 @@
       <w:tblPr>
         <w:tblStyle w:val="a6"/>
         <w:tblW w:w="5744" w:type="dxa"/>
+        <w:jc w:val="center"/>
         <w:tblLook w:val="04A0" w:firstRow="1" w:lastRow="0" w:firstColumn="1" w:lastColumn="0" w:noHBand="0" w:noVBand="1"/>
       </w:tblPr>
       <w:tblGrid>
@@ -43,6 +44,7 @@
       <w:tr>
         <w:trPr>
           <w:trHeight w:val="298"/>
+          <w:jc w:val="center"/>
         </w:trPr>
         <w:tc>
           <w:tcPr>
@@ -183,6 +185,7 @@
       <w:tr>
         <w:trPr>
           <w:trHeight w:val="289"/>
+          <w:jc w:val="center"/>
         </w:trPr>
         <w:tc>
           <w:tcPr>
@@ -305,6 +308,7 @@
       <w:tr>
         <w:trPr>
           <w:trHeight w:val="289"/>
+          <w:jc w:val="center"/>
         </w:trPr>
         <w:tc>
           <w:tcPr>
@@ -445,6 +449,7 @@
       <w:tr>
         <w:trPr>
           <w:trHeight w:val="298"/>
+          <w:jc w:val="center"/>
         </w:trPr>
         <w:tc>
           <w:tcPr>
@@ -567,6 +572,7 @@
       <w:tr>
         <w:trPr>
           <w:trHeight w:val="289"/>
+          <w:jc w:val="center"/>
         </w:trPr>
         <w:tc>
           <w:tcPr>
@@ -5599,6 +5605,7 @@
         </w:rPr>
         <w:t xml:space="preserve"> </w:t>
       </w:r>
+      <w:proofErr w:type="spellStart"/>
       <w:r>
         <w:rPr>
           <w:rFonts w:eastAsia="Times New Roman"/>
@@ -5608,7 +5615,19 @@
           <w:szCs w:val="24"/>
           <w:lang w:val="en-US" w:eastAsia="ru-RU"/>
         </w:rPr>
-        <w:t xml:space="preserve">har </w:t>
+        <w:t>har</w:t>
+      </w:r>
+      <w:proofErr w:type="spellEnd"/>
+      <w:r>
+        <w:rPr>
+          <w:rFonts w:eastAsia="Times New Roman"/>
+          <w:b/>
+          <w:bCs/>
+          <w:sz w:val="24"/>
+          <w:szCs w:val="24"/>
+          <w:lang w:val="en-US" w:eastAsia="ru-RU"/>
+        </w:rPr>
+        <w:t xml:space="preserve"> </w:t>
       </w:r>
       <w:proofErr w:type="spellStart"/>
       <w:r>
@@ -8610,8 +8629,6 @@
             </w:r>
           </w:p>
         </w:tc>
-        <w:bookmarkStart w:id="0" w:name="_GoBack"/>
-        <w:bookmarkEnd w:id="0"/>
       </w:tr>
       <w:tr>
         <w:trPr>
@@ -8910,7 +8927,7 @@
           <w:rStyle w:val="a4"/>
           <w:lang w:val="en-US"/>
         </w:rPr>
-        <w:t xml:space="preserve">, har </w:t>
+        <w:t xml:space="preserve">, </w:t>
       </w:r>
       <w:proofErr w:type="spellStart"/>
       <w:r>
@@ -8918,6 +8935,22 @@
           <w:rStyle w:val="a4"/>
           <w:lang w:val="en-US"/>
         </w:rPr>
+        <w:t>har</w:t>
+      </w:r>
+      <w:proofErr w:type="spellEnd"/>
+      <w:r>
+        <w:rPr>
+          <w:rStyle w:val="a4"/>
+          <w:lang w:val="en-US"/>
+        </w:rPr>
+        <w:t xml:space="preserve"> </w:t>
+      </w:r>
+      <w:proofErr w:type="spellStart"/>
+      <w:r>
+        <w:rPr>
+          <w:rStyle w:val="a4"/>
+          <w:lang w:val="en-US"/>
+        </w:rPr>
         <w:t>xil</w:t>
       </w:r>
       <w:proofErr w:type="spellEnd"/>
@@ -8942,7 +8975,23 @@
           <w:rStyle w:val="a4"/>
           <w:lang w:val="en-US"/>
         </w:rPr>
-        <w:t xml:space="preserve"> — har </w:t>
+        <w:t xml:space="preserve"> — </w:t>
+      </w:r>
+      <w:proofErr w:type="spellStart"/>
+      <w:r>
+        <w:rPr>
+          <w:rStyle w:val="a4"/>
+          <w:lang w:val="en-US"/>
+        </w:rPr>
+        <w:t>har</w:t>
+      </w:r>
+      <w:proofErr w:type="spellEnd"/>
+      <w:r>
+        <w:rPr>
+          <w:rStyle w:val="a4"/>
+          <w:lang w:val="en-US"/>
+        </w:rPr>
+        <w:t xml:space="preserve"> </w:t>
       </w:r>
       <w:proofErr w:type="spellStart"/>
       <w:r>
@@ -10107,21 +10156,7 @@
         <w:rPr>
           <w:lang w:val="en-US"/>
         </w:rPr>
-        <w:t xml:space="preserve"> </w:t>
-      </w:r>
-      <w:proofErr w:type="spellStart"/>
-      <w:r>
-        <w:rPr>
-          <w:lang w:val="en-US"/>
-        </w:rPr>
-        <w:t>ga</w:t>
-      </w:r>
-      <w:proofErr w:type="spellEnd"/>
-      <w:r>
-        <w:rPr>
-          <w:lang w:val="en-US"/>
-        </w:rPr>
-        <w:t xml:space="preserve"> </w:t>
+        <w:t xml:space="preserve"> ga </w:t>
       </w:r>
       <w:proofErr w:type="spellStart"/>
       <w:proofErr w:type="gramStart"/>
@@ -11807,7 +11842,7 @@
 </file>
 
 <file path=word/numbering.xml><?xml version="1.0" encoding="utf-8"?>
-<w:numbering xmlns:wpc="http://schemas.microsoft.com/office/word/2010/wordprocessingCanvas" xmlns:cx="http://schemas.microsoft.com/office/drawing/2014/chartex" xmlns:cx1="http://schemas.microsoft.com/office/drawing/2015/9/8/chartex" xmlns:cx2="http://schemas.microsoft.com/office/drawing/2015/10/21/chartex" xmlns:cx3="http://schemas.microsoft.com/office/drawing/2016/5/9/chartex" xmlns:cx4="http://schemas.microsoft.com/office/drawing/2016/5/10/chartex" xmlns:cx5="http://schemas.microsoft.com/office/drawing/2016/5/11/chartex" xmlns:cx6="http://schemas.microsoft.com/office/drawing/2016/5/12/chartex" xmlns:cx7="http://schemas.microsoft.com/office/drawing/2016/5/13/chartex" xmlns:cx8="http://schemas.microsoft.com/office/drawing/2016/5/14/chartex" xmlns:mc="http://schemas.openxmlformats.org/markup-compatibility/2006" xmlns:aink="http://schemas.microsoft.com/office/drawing/2016/ink" xmlns:am3d="http://schemas.microsoft.com/office/drawing/2017/model3d" xmlns:o="urn:schemas-microsoft-com:office:office" xmlns:r="http://schemas.openxmlformats.org/officeDocument/2006/relationships" xmlns:m="http://schemas.openxmlformats.org/officeDocument/2006/math" xmlns:v="urn:schemas-microsoft-com:vml" xmlns:wp14="http://schemas.microsoft.com/office/word/2010/wordprocessingDrawing" xmlns:wp="http://schemas.openxmlformats.org/drawingml/2006/wordprocessingDrawing" xmlns:w10="urn:schemas-microsoft-com:office:word" xmlns:w="http://schemas.openxmlformats.org/wordprocessingml/2006/main" xmlns:w14="http://schemas.microsoft.com/office/word/2010/wordml" xmlns:w15="http://schemas.microsoft.com/office/word/2012/wordml" xmlns:w16cid="http://schemas.microsoft.com/office/word/2016/wordml/cid" xmlns:w16se="http://schemas.microsoft.com/office/word/2015/wordml/symex" xmlns:wpg="http://schemas.microsoft.com/office/word/2010/wordprocessingGroup" xmlns:wpi="http://schemas.microsoft.com/office/word/2010/wordprocessingInk" xmlns:wne="http://schemas.microsoft.com/office/word/2006/wordml" xmlns:wps="http://schemas.microsoft.com/office/word/2010/wordprocessingShape" mc:Ignorable="w14 w15 w16se w16cid wp14">
+<w:numbering xmlns:wpc="http://schemas.microsoft.com/office/word/2010/wordprocessingCanvas" xmlns:cx="http://schemas.microsoft.com/office/drawing/2014/chartex" xmlns:cx1="http://schemas.microsoft.com/office/drawing/2015/9/8/chartex" xmlns:cx2="http://schemas.microsoft.com/office/drawing/2015/10/21/chartex" xmlns:cx3="http://schemas.microsoft.com/office/drawing/2016/5/9/chartex" xmlns:cx4="http://schemas.microsoft.com/office/drawing/2016/5/10/chartex" xmlns:cx5="http://schemas.microsoft.com/office/drawing/2016/5/11/chartex" xmlns:cx6="http://schemas.microsoft.com/office/drawing/2016/5/12/chartex" xmlns:cx7="http://schemas.microsoft.com/office/drawing/2016/5/13/chartex" xmlns:cx8="http://schemas.microsoft.com/office/drawing/2016/5/14/chartex" xmlns:mc="http://schemas.openxmlformats.org/markup-compatibility/2006" xmlns:aink="http://schemas.microsoft.com/office/drawing/2016/ink" xmlns:am3d="http://schemas.microsoft.com/office/drawing/2017/model3d" xmlns:o="urn:schemas-microsoft-com:office:office" xmlns:r="http://schemas.openxmlformats.org/officeDocument/2006/relationships" xmlns:m="http://schemas.openxmlformats.org/officeDocument/2006/math" xmlns:v="urn:schemas-microsoft-com:vml" xmlns:wp14="http://schemas.microsoft.com/office/word/2010/wordprocessingDrawing" xmlns:wp="http://schemas.openxmlformats.org/drawingml/2006/wordprocessingDrawing" xmlns:w10="urn:schemas-microsoft-com:office:word" xmlns:w="http://schemas.openxmlformats.org/wordprocessingml/2006/main" xmlns:w14="http://schemas.microsoft.com/office/word/2010/wordml" xmlns:w15="http://schemas.microsoft.com/office/word/2012/wordml" xmlns:w16cex="http://schemas.microsoft.com/office/word/2018/wordml/cex" xmlns:w16cid="http://schemas.microsoft.com/office/word/2016/wordml/cid" xmlns:w16="http://schemas.microsoft.com/office/word/2018/wordml" xmlns:w16sdtdh="http://schemas.microsoft.com/office/word/2020/wordml/sdtdatahash" xmlns:w16se="http://schemas.microsoft.com/office/word/2015/wordml/symex" xmlns:wpg="http://schemas.microsoft.com/office/word/2010/wordprocessingGroup" xmlns:wpi="http://schemas.microsoft.com/office/word/2010/wordprocessingInk" xmlns:wne="http://schemas.microsoft.com/office/word/2006/wordml" xmlns:wps="http://schemas.microsoft.com/office/word/2010/wordprocessingShape" mc:Ignorable="w14 w15 w16se w16cid w16 w16cex w16sdtdh wp14">
   <w:abstractNum w:abstractNumId="0" w15:restartNumberingAfterBreak="0">
     <w:nsid w:val="04DC2A86"/>
     <w:multiLevelType w:val="multilevel"/>
@@ -14440,7 +14475,7 @@
 </file>
 
 <file path=word/styles.xml><?xml version="1.0" encoding="utf-8"?>
-<w:styles xmlns:mc="http://schemas.openxmlformats.org/markup-compatibility/2006" xmlns:r="http://schemas.openxmlformats.org/officeDocument/2006/relationships" xmlns:w="http://schemas.openxmlformats.org/wordprocessingml/2006/main" xmlns:w14="http://schemas.microsoft.com/office/word/2010/wordml" xmlns:w15="http://schemas.microsoft.com/office/word/2012/wordml" xmlns:w16cid="http://schemas.microsoft.com/office/word/2016/wordml/cid" xmlns:w16se="http://schemas.microsoft.com/office/word/2015/wordml/symex" mc:Ignorable="w14 w15 w16se w16cid">
+<w:styles xmlns:mc="http://schemas.openxmlformats.org/markup-compatibility/2006" xmlns:r="http://schemas.openxmlformats.org/officeDocument/2006/relationships" xmlns:w="http://schemas.openxmlformats.org/wordprocessingml/2006/main" xmlns:w14="http://schemas.microsoft.com/office/word/2010/wordml" xmlns:w15="http://schemas.microsoft.com/office/word/2012/wordml" xmlns:w16cex="http://schemas.microsoft.com/office/word/2018/wordml/cex" xmlns:w16cid="http://schemas.microsoft.com/office/word/2016/wordml/cid" xmlns:w16="http://schemas.microsoft.com/office/word/2018/wordml" xmlns:w16sdtdh="http://schemas.microsoft.com/office/word/2020/wordml/sdtdatahash" xmlns:w16se="http://schemas.microsoft.com/office/word/2015/wordml/symex" mc:Ignorable="w14 w15 w16se w16cid w16 w16cex w16sdtdh">
   <w:docDefaults>
     <w:rPrDefault>
       <w:rPr>
@@ -14456,7 +14491,7 @@
       </w:pPr>
     </w:pPrDefault>
   </w:docDefaults>
-  <w:latentStyles w:defLockedState="0" w:defUIPriority="99" w:defSemiHidden="0" w:defUnhideWhenUsed="0" w:defQFormat="0" w:count="377">
+  <w:latentStyles w:defLockedState="0" w:defUIPriority="99" w:defSemiHidden="0" w:defUnhideWhenUsed="0" w:defQFormat="0" w:count="376">
     <w:lsdException w:name="Normal" w:uiPriority="0" w:qFormat="1"/>
     <w:lsdException w:name="heading 1" w:uiPriority="9" w:qFormat="1"/>
     <w:lsdException w:name="heading 2" w:semiHidden="1" w:uiPriority="9" w:unhideWhenUsed="1" w:qFormat="1"/>
@@ -14833,7 +14868,6 @@
     <w:lsdException w:name="Hashtag" w:semiHidden="1" w:unhideWhenUsed="1"/>
     <w:lsdException w:name="Unresolved Mention" w:semiHidden="1" w:unhideWhenUsed="1"/>
     <w:lsdException w:name="Smart Link" w:semiHidden="1" w:unhideWhenUsed="1"/>
-    <w:lsdException w:name="Smart Link Error" w:semiHidden="1" w:unhideWhenUsed="1"/>
   </w:latentStyles>
   <w:style w:type="paragraph" w:default="1" w:styleId="a">
     <w:name w:val="Normal"/>
